--- a/Science_Teesside/Teaching_Packs/GROW/lessons/W3B/GROW_Science_Autumn1_W3B_Friction_Test_Teacher.docx
+++ b/Science_Teesside/Teaching_Packs/GROW/lessons/W3B/GROW_Science_Autumn1_W3B_Friction_Test_Teacher.docx
@@ -261,17 +261,8 @@
             <w:shd w:val="clear" w:fill="FFFFFF"/>
           </w:tcPr>
           <w:p>
-            <w:pPr>
-              <w:spacing w:after="60" w:before="0" w:line="257" w:lineRule="auto"/>
-            </w:pPr>
             <w:r>
-              <w:rPr>
-                <w:rFonts w:ascii="Arial" w:hAnsi="Arial"/>
-                <w:b w:val="0"/>
-                <w:color w:val="243943"/>
-                <w:sz w:val="22"/>
-              </w:rPr>
-              <w:t>Lundy Loop</w:t>
+              <w:t>Review the evidence</w:t>
             </w:r>
           </w:p>
         </w:tc>
@@ -423,7 +414,7 @@
         </w:numPr>
       </w:pPr>
       <w:r>
-        <w:t>Monday prediction and pupil record; optional offline XLSX for actual measurements</w:t>
+        <w:t>Lesson A prediction and pupil record; optional offline XLSX for actual measurements</w:t>
       </w:r>
     </w:p>
     <w:p>
@@ -476,12 +467,12 @@
         <w:keepNext/>
       </w:pPr>
       <w:r>
-        <w:t>Lundy Loop · 4 minutes</w:t>
+        <w:t>Review the evidence · 4 minutes</w:t>
       </w:r>
     </w:p>
     <w:p>
       <w:r>
-        <w:t>Offer accessible pupil feedback, agree one feasible response and explain limits.</w:t>
+        <w:t>Revisit one conclusion against the existing results or labelled model data. Engage with the response and adapt the explanation or scaffold. Preserve original values; no separate loop sheet is needed.</w:t>
       </w:r>
     </w:p>
     <w:p>
@@ -598,12 +589,12 @@
         <w:pStyle w:val="Heading2"/>
       </w:pPr>
       <w:r>
-        <w:t>5. Feedback and exit</w:t>
+        <w:t>5. Review the evidence and exit</w:t>
       </w:r>
     </w:p>
     <w:p>
       <w:r>
-        <w:t>Feedback has no prescribed answer; adult responds to one feasible change and explains limits. Exit: brakes/shoes/tyres/handles; pads rub disc/wheel, energy transfers to heat and wheel slows, with tyre-road grip needed too; contrast braking with unwanted heating/wear between engine parts. Qualify effects to intended job.</w:t>
+        <w:t>Review: check the conclusion against both trials and the controls; retain uncertainty honestly. Exit: brakes/shoes/tyres/handles; brake contact resists sliding and slows the wheel, with tyre-road grip also needed; contrast this with unwanted engine heating/wear. Accept equivalent responses.</w:t>
       </w:r>
     </w:p>
     <w:p>
@@ -791,7 +782,7 @@
     </w:p>
     <w:p>
       <w:r>
-        <w:t>Complete Tuesday at 40 minutes: 32 workshop + 4 feedback + 4 exit. Keep evidence for the current Week 4 mechanisms sequence.</w:t>
+        <w:t>Finish at 40 minutes: 32 workshop + 4 evidence review + 4 exit. Next lesson: Levers, pulleys and gears.</w:t>
       </w:r>
     </w:p>
     <w:p>
@@ -823,7 +814,7 @@
         <w:pStyle w:val="Small"/>
       </w:pPr>
       <w:r>
-        <w:t>Source file Git blob: 170d772a5e9d23909e95a534c5c1e16ee7df67c8</w:t>
+        <w:t>Historical conversion source Git blob: 170d772a5e9d23909e95a534c5c1e16ee7df67c8</w:t>
       </w:r>
     </w:p>
     <w:p>
@@ -839,7 +830,7 @@
         <w:pStyle w:val="Small"/>
       </w:pPr>
       <w:r>
-        <w:t>Document revision: 2026-09-06</w:t>
+        <w:t>Feedback revision: 2026-09-15 · draft pilot</w:t>
       </w:r>
     </w:p>
     <w:p>
@@ -858,7 +849,7 @@
         </w:numPr>
       </w:pPr>
       <w:r>
-        <w:t>Current Tuesday workshop remains 32 minutes, then four-minute pupil feedback and four-minute exit.</w:t>
+        <w:t>Workshop remains 32 minutes, followed by four-minute evidence review and four-minute exit. The final page gives integrated feedback guidance; no separate participation stage or loop record is required.</w:t>
       </w:r>
     </w:p>
     <w:p>
@@ -903,6 +894,101 @@
       </w:pPr>
       <w:r>
         <w:t>No publisher footage copied; exact original logo remains for release coordinator to resolve.</w:t>
+      </w:r>
+    </w:p>
+    <w:p>
+      <w:pPr>
+        <w:pStyle w:val="Kicker"/>
+        <w:pageBreakBefore/>
+      </w:pPr>
+      <w:r>
+        <w:t>STAFF GUIDANCE / INTEGRATED FEEDBACK</w:t>
+      </w:r>
+    </w:p>
+    <w:p>
+      <w:pPr>
+        <w:pStyle w:val="Title"/>
+      </w:pPr>
+      <w:r>
+        <w:t>Feedback and marking · Friction</w:t>
+      </w:r>
+    </w:p>
+    <w:p>
+      <w:pPr>
+        <w:pStyle w:val="Heading2"/>
+      </w:pPr>
+      <w:r>
+        <w:t>Make participation possible</w:t>
+      </w:r>
+    </w:p>
+    <w:p>
+      <w:r>
+        <w:t>Use regulation time, a trusted adult, accessible response routes and permission to refuse. The small help prompt is optional; useful feedback remains part of ordinary teaching. Refusal is information, not a reason to invent a response or punish passing.</w:t>
+      </w:r>
+    </w:p>
+    <w:p>
+      <w:pPr>
+        <w:pStyle w:val="Heading2"/>
+      </w:pPr>
+      <w:r>
+        <w:t>Lesson A: a claim worth revisiting</w:t>
+      </w:r>
+    </w:p>
+    <w:p>
+      <w:r>
+        <w:t>During We Do 2, invite a pupil to identify one word or idea in a sorted claim that needs checking. Hear, read or watch the response. Use the actual surface-pair example to adapt the explanation, scaffold or next question. Keep this within the existing eight minutes of sorting and correction, then use two minutes for the exit.</w:t>
+      </w:r>
+    </w:p>
+    <w:p>
+      <w:pPr>
+        <w:pStyle w:val="Heading2"/>
+      </w:pPr>
+      <w:r>
+        <w:t>Lesson B: review the evidence</w:t>
+      </w:r>
+    </w:p>
+    <w:p>
+      <w:r>
+        <w:t>After the 32-minute workshop, use four minutes to revisit one conclusion and its supporting results with the adult, then four minutes for the exit. Use the existing record or an equivalent response; do not require a separate loop sheet. Explain any limit on a requested change and check whether the response helped.</w:t>
+      </w:r>
+    </w:p>
+    <w:p>
+      <w:pPr>
+        <w:pStyle w:val="Heading2"/>
+      </w:pPr>
+      <w:r>
+        <w:t>Listen and act</w:t>
+      </w:r>
+    </w:p>
+    <w:p>
+      <w:r>
+        <w:t>Space makes participation possible; Voice is the pupil's response in their own modality; Audience requires the adult to engage with it; Influence is the resulting adjustment to explanation, task, scaffold or subsequent teaching. One optional displayed prompt does not limit genuine feedback exchanges.</w:t>
+      </w:r>
+    </w:p>
+    <w:p>
+      <w:pPr>
+        <w:pStyle w:val="Heading2"/>
+      </w:pPr>
+      <w:r>
+        <w:t>Use marking codes honestly</w:t>
+      </w:r>
+    </w:p>
+    <w:p>
+      <w:r>
+        <w:t>Use R only after a pupil response and genuine adult engagement. A click, download, opened explanation or completed exit does not automatically establish Audience, Influence, R or an assessment outcome. Record only the evidence and help actually provided; do not require a duplicate written record for every task. Use agreed policy codes appropriately. Extended writing or assessment may need one or two precise next steps and response time.</w:t>
+      </w:r>
+    </w:p>
+    <w:p>
+      <w:pPr>
+        <w:pStyle w:val="Heading2"/>
+      </w:pPr>
+      <w:r>
+        <w:t>Policy and timing</w:t>
+      </w:r>
+    </w:p>
+    <w:p>
+      <w:r>
+        <w:t>Feedback &amp; Marking Policy 2025/2026 (Pilot), Issue 1, May 2026; master order §25.3. Lesson A remains 40 minutes. Lesson B remains 32 + 4 + 4 minutes. No extra pupil form, signature, standalone participation stage or progression gate is required.</w:t>
       </w:r>
     </w:p>
     <w:sectPr>
